--- a/Hadoop_Assessment_Report.docx
+++ b/Hadoop_Assessment_Report.docx
@@ -68,13 +68,11 @@
         <w:spacing w:after="100"/>
       </w:pPr>
       <w:r>
-        <w:t>GitHub Repository: https://github.com/&lt;username&gt;/penguins-hadoop-assessment</w:t>
-      </w:r>
-    </w:p>
-    <w:p>
-      <w:pPr>
-        <w:spacing w:after="100"/>
-      </w:pPr>
+        <w:t xml:space="preserve">GitHub Repository: </w:t>
+      </w:r>
+      <w:r>
+        <w:t>https://github.com/zeeshan123abbas/penguins-hadoop-assessment.git</w:t>
+      </w:r>
       <w:r>
         <w:t>Dataset: https://raw.githubusercontent.com/allisonhorst/palmerpenguins/main/inst/extdata/penguins.csv</w:t>
       </w:r>
@@ -911,23 +909,13 @@
         <w:t>TBLPROPERTIES ("</w:t>
       </w:r>
       <w:proofErr w:type="spellStart"/>
-      <w:proofErr w:type="gramStart"/>
-      <w:r>
-        <w:rPr>
-          <w:rFonts w:ascii="Courier New" w:eastAsia="Courier New" w:hAnsi="Courier New" w:cs="Courier New"/>
-          <w:sz w:val="18"/>
-          <w:szCs w:val="18"/>
-        </w:rPr>
-        <w:t>skip.header</w:t>
-      </w:r>
-      <w:proofErr w:type="gramEnd"/>
-      <w:r>
-        <w:rPr>
-          <w:rFonts w:ascii="Courier New" w:eastAsia="Courier New" w:hAnsi="Courier New" w:cs="Courier New"/>
-          <w:sz w:val="18"/>
-          <w:szCs w:val="18"/>
-        </w:rPr>
-        <w:t>.line.count</w:t>
+      <w:r>
+        <w:rPr>
+          <w:rFonts w:ascii="Courier New" w:eastAsia="Courier New" w:hAnsi="Courier New" w:cs="Courier New"/>
+          <w:sz w:val="18"/>
+          <w:szCs w:val="18"/>
+        </w:rPr>
+        <w:t>skip.header.line.count</w:t>
       </w:r>
       <w:proofErr w:type="spellEnd"/>
       <w:r>
@@ -1034,25 +1022,7 @@
           <w:sz w:val="18"/>
           <w:szCs w:val="18"/>
         </w:rPr>
-        <w:t xml:space="preserve">SELECT species, island, </w:t>
-      </w:r>
-      <w:proofErr w:type="gramStart"/>
-      <w:r>
-        <w:rPr>
-          <w:rFonts w:ascii="Courier New" w:eastAsia="Courier New" w:hAnsi="Courier New" w:cs="Courier New"/>
-          <w:sz w:val="18"/>
-          <w:szCs w:val="18"/>
-        </w:rPr>
-        <w:t>COUNT(</w:t>
-      </w:r>
-      <w:proofErr w:type="gramEnd"/>
-      <w:r>
-        <w:rPr>
-          <w:rFonts w:ascii="Courier New" w:eastAsia="Courier New" w:hAnsi="Courier New" w:cs="Courier New"/>
-          <w:sz w:val="18"/>
-          <w:szCs w:val="18"/>
-        </w:rPr>
-        <w:t>*) AS total</w:t>
+        <w:t>SELECT species, island, COUNT(*) AS total</w:t>
       </w:r>
     </w:p>
     <w:p>
@@ -1137,19 +1107,9 @@
           <w:sz w:val="18"/>
           <w:szCs w:val="18"/>
         </w:rPr>
-        <w:t xml:space="preserve">       </w:t>
-      </w:r>
-      <w:proofErr w:type="gramStart"/>
-      <w:r>
-        <w:rPr>
-          <w:rFonts w:ascii="Courier New" w:eastAsia="Courier New" w:hAnsi="Courier New" w:cs="Courier New"/>
-          <w:sz w:val="18"/>
-          <w:szCs w:val="18"/>
-        </w:rPr>
-        <w:t>AVG(</w:t>
-      </w:r>
-      <w:proofErr w:type="spellStart"/>
-      <w:proofErr w:type="gramEnd"/>
+        <w:t xml:space="preserve">       AVG(</w:t>
+      </w:r>
+      <w:proofErr w:type="spellStart"/>
       <w:r>
         <w:rPr>
           <w:rFonts w:ascii="Courier New" w:eastAsia="Courier New" w:hAnsi="Courier New" w:cs="Courier New"/>
@@ -1196,19 +1156,9 @@
           <w:sz w:val="18"/>
           <w:szCs w:val="18"/>
         </w:rPr>
-        <w:t xml:space="preserve">       </w:t>
-      </w:r>
-      <w:proofErr w:type="gramStart"/>
-      <w:r>
-        <w:rPr>
-          <w:rFonts w:ascii="Courier New" w:eastAsia="Courier New" w:hAnsi="Courier New" w:cs="Courier New"/>
-          <w:sz w:val="18"/>
-          <w:szCs w:val="18"/>
-        </w:rPr>
-        <w:t>AVG(</w:t>
-      </w:r>
-      <w:proofErr w:type="spellStart"/>
-      <w:proofErr w:type="gramEnd"/>
+        <w:t xml:space="preserve">       AVG(</w:t>
+      </w:r>
+      <w:proofErr w:type="spellStart"/>
       <w:r>
         <w:rPr>
           <w:rFonts w:ascii="Courier New" w:eastAsia="Courier New" w:hAnsi="Courier New" w:cs="Courier New"/>
@@ -1352,25 +1302,7 @@
           <w:sz w:val="18"/>
           <w:szCs w:val="18"/>
         </w:rPr>
-        <w:t xml:space="preserve">  </w:t>
-      </w:r>
-      <w:proofErr w:type="gramStart"/>
-      <w:r>
-        <w:rPr>
-          <w:rFonts w:ascii="Courier New" w:eastAsia="Courier New" w:hAnsi="Courier New" w:cs="Courier New"/>
-          <w:sz w:val="18"/>
-          <w:szCs w:val="18"/>
-        </w:rPr>
-        <w:t>SUM(</w:t>
-      </w:r>
-      <w:proofErr w:type="gramEnd"/>
-      <w:r>
-        <w:rPr>
-          <w:rFonts w:ascii="Courier New" w:eastAsia="Courier New" w:hAnsi="Courier New" w:cs="Courier New"/>
-          <w:sz w:val="18"/>
-          <w:szCs w:val="18"/>
-        </w:rPr>
-        <w:t xml:space="preserve">CASE WHEN </w:t>
+        <w:t xml:space="preserve">  SUM(CASE WHEN </w:t>
       </w:r>
       <w:proofErr w:type="spellStart"/>
       <w:r>
@@ -1419,25 +1351,7 @@
           <w:sz w:val="18"/>
           <w:szCs w:val="18"/>
         </w:rPr>
-        <w:t xml:space="preserve">  </w:t>
-      </w:r>
-      <w:proofErr w:type="gramStart"/>
-      <w:r>
-        <w:rPr>
-          <w:rFonts w:ascii="Courier New" w:eastAsia="Courier New" w:hAnsi="Courier New" w:cs="Courier New"/>
-          <w:sz w:val="18"/>
-          <w:szCs w:val="18"/>
-        </w:rPr>
-        <w:t>SUM(</w:t>
-      </w:r>
-      <w:proofErr w:type="gramEnd"/>
-      <w:r>
-        <w:rPr>
-          <w:rFonts w:ascii="Courier New" w:eastAsia="Courier New" w:hAnsi="Courier New" w:cs="Courier New"/>
-          <w:sz w:val="18"/>
-          <w:szCs w:val="18"/>
-        </w:rPr>
-        <w:t xml:space="preserve">CASE WHEN </w:t>
+        <w:t xml:space="preserve">  SUM(CASE WHEN </w:t>
       </w:r>
       <w:proofErr w:type="spellStart"/>
       <w:r>
@@ -1486,25 +1400,7 @@
           <w:sz w:val="18"/>
           <w:szCs w:val="18"/>
         </w:rPr>
-        <w:t xml:space="preserve">  </w:t>
-      </w:r>
-      <w:proofErr w:type="gramStart"/>
-      <w:r>
-        <w:rPr>
-          <w:rFonts w:ascii="Courier New" w:eastAsia="Courier New" w:hAnsi="Courier New" w:cs="Courier New"/>
-          <w:sz w:val="18"/>
-          <w:szCs w:val="18"/>
-        </w:rPr>
-        <w:t>SUM(</w:t>
-      </w:r>
-      <w:proofErr w:type="gramEnd"/>
-      <w:r>
-        <w:rPr>
-          <w:rFonts w:ascii="Courier New" w:eastAsia="Courier New" w:hAnsi="Courier New" w:cs="Courier New"/>
-          <w:sz w:val="18"/>
-          <w:szCs w:val="18"/>
-        </w:rPr>
-        <w:t xml:space="preserve">CASE WHEN </w:t>
+        <w:t xml:space="preserve">  SUM(CASE WHEN </w:t>
       </w:r>
       <w:proofErr w:type="spellStart"/>
       <w:r>
@@ -1553,25 +1449,7 @@
           <w:sz w:val="18"/>
           <w:szCs w:val="18"/>
         </w:rPr>
-        <w:t xml:space="preserve">  </w:t>
-      </w:r>
-      <w:proofErr w:type="gramStart"/>
-      <w:r>
-        <w:rPr>
-          <w:rFonts w:ascii="Courier New" w:eastAsia="Courier New" w:hAnsi="Courier New" w:cs="Courier New"/>
-          <w:sz w:val="18"/>
-          <w:szCs w:val="18"/>
-        </w:rPr>
-        <w:t>SUM(</w:t>
-      </w:r>
-      <w:proofErr w:type="gramEnd"/>
-      <w:r>
-        <w:rPr>
-          <w:rFonts w:ascii="Courier New" w:eastAsia="Courier New" w:hAnsi="Courier New" w:cs="Courier New"/>
-          <w:sz w:val="18"/>
-          <w:szCs w:val="18"/>
-        </w:rPr>
-        <w:t xml:space="preserve">CASE WHEN sex = 'NA' OR sex IS NULL THEN 1 ELSE 0 END) AS </w:t>
+        <w:t xml:space="preserve">  SUM(CASE WHEN sex = 'NA' OR sex IS NULL THEN 1 ELSE 0 END) AS </w:t>
       </w:r>
       <w:proofErr w:type="spellStart"/>
       <w:r>
@@ -1801,7 +1679,6 @@
         <w:t xml:space="preserve">client = </w:t>
       </w:r>
       <w:proofErr w:type="spellStart"/>
-      <w:proofErr w:type="gramStart"/>
       <w:r>
         <w:rPr>
           <w:rFonts w:ascii="Courier New" w:eastAsia="Courier New" w:hAnsi="Courier New" w:cs="Courier New"/>
@@ -1817,16 +1694,7 @@
           <w:sz w:val="18"/>
           <w:szCs w:val="18"/>
         </w:rPr>
-        <w:t>(</w:t>
-      </w:r>
-      <w:proofErr w:type="gramEnd"/>
-      <w:r>
-        <w:rPr>
-          <w:rFonts w:ascii="Courier New" w:eastAsia="Courier New" w:hAnsi="Courier New" w:cs="Courier New"/>
-          <w:sz w:val="18"/>
-          <w:szCs w:val="18"/>
-        </w:rPr>
-        <w:t>'http://localhost:50070', user='</w:t>
+        <w:t>('http://localhost:50070', user='</w:t>
       </w:r>
       <w:proofErr w:type="spellStart"/>
       <w:r>
@@ -1873,7 +1741,6 @@
         <w:t xml:space="preserve">with </w:t>
       </w:r>
       <w:proofErr w:type="spellStart"/>
-      <w:proofErr w:type="gramStart"/>
       <w:r>
         <w:rPr>
           <w:rFonts w:ascii="Courier New" w:eastAsia="Courier New" w:hAnsi="Courier New" w:cs="Courier New"/>
@@ -1883,7 +1750,6 @@
         <w:t>client.read</w:t>
       </w:r>
       <w:proofErr w:type="spellEnd"/>
-      <w:proofErr w:type="gramEnd"/>
       <w:r>
         <w:rPr>
           <w:rFonts w:ascii="Courier New" w:eastAsia="Courier New" w:hAnsi="Courier New" w:cs="Courier New"/>
@@ -1924,23 +1790,13 @@
         <w:t xml:space="preserve">    df = </w:t>
       </w:r>
       <w:proofErr w:type="spellStart"/>
-      <w:proofErr w:type="gramStart"/>
-      <w:r>
-        <w:rPr>
-          <w:rFonts w:ascii="Courier New" w:eastAsia="Courier New" w:hAnsi="Courier New" w:cs="Courier New"/>
-          <w:sz w:val="18"/>
-          <w:szCs w:val="18"/>
-        </w:rPr>
-        <w:t>pd.read</w:t>
-      </w:r>
-      <w:proofErr w:type="gramEnd"/>
-      <w:r>
-        <w:rPr>
-          <w:rFonts w:ascii="Courier New" w:eastAsia="Courier New" w:hAnsi="Courier New" w:cs="Courier New"/>
-          <w:sz w:val="18"/>
-          <w:szCs w:val="18"/>
-        </w:rPr>
-        <w:t>_csv</w:t>
+      <w:r>
+        <w:rPr>
+          <w:rFonts w:ascii="Courier New" w:eastAsia="Courier New" w:hAnsi="Courier New" w:cs="Courier New"/>
+          <w:sz w:val="18"/>
+          <w:szCs w:val="18"/>
+        </w:rPr>
+        <w:t>pd.read_csv</w:t>
       </w:r>
       <w:proofErr w:type="spellEnd"/>
       <w:r>
@@ -1970,7 +1826,6 @@
         <w:shd w:val="clear" w:color="auto" w:fill="F2F2F2"/>
       </w:pPr>
       <w:proofErr w:type="spellStart"/>
-      <w:proofErr w:type="gramStart"/>
       <w:r>
         <w:rPr>
           <w:rFonts w:ascii="Courier New" w:eastAsia="Courier New" w:hAnsi="Courier New" w:cs="Courier New"/>
@@ -1980,7 +1835,6 @@
         <w:t>df.head</w:t>
       </w:r>
       <w:proofErr w:type="spellEnd"/>
-      <w:proofErr w:type="gramEnd"/>
       <w:r>
         <w:rPr>
           <w:rFonts w:ascii="Courier New" w:eastAsia="Courier New" w:hAnsi="Courier New" w:cs="Courier New"/>
@@ -2017,16 +1871,37 @@
       <w:pPr>
         <w:shd w:val="clear" w:color="auto" w:fill="F2F2F2"/>
       </w:pPr>
-      <w:proofErr w:type="gramStart"/>
-      <w:r>
-        <w:rPr>
-          <w:rFonts w:ascii="Courier New" w:eastAsia="Courier New" w:hAnsi="Courier New" w:cs="Courier New"/>
-          <w:sz w:val="18"/>
-          <w:szCs w:val="18"/>
-        </w:rPr>
-        <w:t>df.info(</w:t>
-      </w:r>
-      <w:proofErr w:type="gramEnd"/>
+      <w:r>
+        <w:rPr>
+          <w:rFonts w:ascii="Courier New" w:eastAsia="Courier New" w:hAnsi="Courier New" w:cs="Courier New"/>
+          <w:sz w:val="18"/>
+          <w:szCs w:val="18"/>
+        </w:rPr>
+        <w:t>df.info()</w:t>
+      </w:r>
+    </w:p>
+    <w:p>
+      <w:pPr>
+        <w:shd w:val="clear" w:color="auto" w:fill="F2F2F2"/>
+      </w:pPr>
+      <w:r>
+        <w:rPr>
+          <w:rFonts w:ascii="Courier New" w:eastAsia="Courier New" w:hAnsi="Courier New" w:cs="Courier New"/>
+          <w:sz w:val="18"/>
+          <w:szCs w:val="18"/>
+        </w:rPr>
+        <w:t xml:space="preserve">print("Shape:", </w:t>
+      </w:r>
+      <w:proofErr w:type="spellStart"/>
+      <w:r>
+        <w:rPr>
+          <w:rFonts w:ascii="Courier New" w:eastAsia="Courier New" w:hAnsi="Courier New" w:cs="Courier New"/>
+          <w:sz w:val="18"/>
+          <w:szCs w:val="18"/>
+        </w:rPr>
+        <w:t>df.shape</w:t>
+      </w:r>
+      <w:proofErr w:type="spellEnd"/>
       <w:r>
         <w:rPr>
           <w:rFonts w:ascii="Courier New" w:eastAsia="Courier New" w:hAnsi="Courier New" w:cs="Courier New"/>
@@ -2040,7 +1915,6 @@
       <w:pPr>
         <w:shd w:val="clear" w:color="auto" w:fill="F2F2F2"/>
       </w:pPr>
-      <w:proofErr w:type="gramStart"/>
       <w:r>
         <w:rPr>
           <w:rFonts w:ascii="Courier New" w:eastAsia="Courier New" w:hAnsi="Courier New" w:cs="Courier New"/>
@@ -2049,32 +1923,310 @@
         </w:rPr>
         <w:t>print(</w:t>
       </w:r>
-      <w:proofErr w:type="gramEnd"/>
-      <w:r>
-        <w:rPr>
-          <w:rFonts w:ascii="Courier New" w:eastAsia="Courier New" w:hAnsi="Courier New" w:cs="Courier New"/>
-          <w:sz w:val="18"/>
-          <w:szCs w:val="18"/>
-        </w:rPr>
-        <w:t xml:space="preserve">"Shape:", </w:t>
-      </w:r>
-      <w:proofErr w:type="spellStart"/>
-      <w:r>
-        <w:rPr>
-          <w:rFonts w:ascii="Courier New" w:eastAsia="Courier New" w:hAnsi="Courier New" w:cs="Courier New"/>
-          <w:sz w:val="18"/>
-          <w:szCs w:val="18"/>
-        </w:rPr>
-        <w:t>df.shape</w:t>
-      </w:r>
-      <w:proofErr w:type="spellEnd"/>
-      <w:r>
-        <w:rPr>
-          <w:rFonts w:ascii="Courier New" w:eastAsia="Courier New" w:hAnsi="Courier New" w:cs="Courier New"/>
-          <w:sz w:val="18"/>
-          <w:szCs w:val="18"/>
-        </w:rPr>
-        <w:t>)</w:t>
+      <w:proofErr w:type="spellStart"/>
+      <w:r>
+        <w:rPr>
+          <w:rFonts w:ascii="Courier New" w:eastAsia="Courier New" w:hAnsi="Courier New" w:cs="Courier New"/>
+          <w:sz w:val="18"/>
+          <w:szCs w:val="18"/>
+        </w:rPr>
+        <w:t>df.isnull</w:t>
+      </w:r>
+      <w:proofErr w:type="spellEnd"/>
+      <w:r>
+        <w:rPr>
+          <w:rFonts w:ascii="Courier New" w:eastAsia="Courier New" w:hAnsi="Courier New" w:cs="Courier New"/>
+          <w:sz w:val="18"/>
+          <w:szCs w:val="18"/>
+        </w:rPr>
+        <w:t>().sum())</w:t>
+      </w:r>
+    </w:p>
+    <w:p>
+      <w:pPr>
+        <w:spacing w:after="80"/>
+      </w:pPr>
+    </w:p>
+    <w:p>
+      <w:pPr>
+        <w:spacing w:after="80"/>
+      </w:pPr>
+    </w:p>
+    <w:p>
+      <w:pPr>
+        <w:pStyle w:val="Heading2"/>
+      </w:pPr>
+      <w:r>
+        <w:t>3.3 Clean and preprocess</w:t>
+      </w:r>
+    </w:p>
+    <w:p>
+      <w:pPr>
+        <w:spacing w:after="100"/>
+      </w:pPr>
+      <w:r>
+        <w:t xml:space="preserve">Missing values handle ki aur body mass ko kg </w:t>
+      </w:r>
+      <w:proofErr w:type="spellStart"/>
+      <w:r>
+        <w:t>mein</w:t>
+      </w:r>
+      <w:proofErr w:type="spellEnd"/>
+      <w:r>
+        <w:t xml:space="preserve"> convert </w:t>
+      </w:r>
+      <w:proofErr w:type="spellStart"/>
+      <w:r>
+        <w:t>kiya</w:t>
+      </w:r>
+      <w:proofErr w:type="spellEnd"/>
+      <w:r>
+        <w:t>.</w:t>
+      </w:r>
+    </w:p>
+    <w:p>
+      <w:pPr>
+        <w:shd w:val="clear" w:color="auto" w:fill="F2F2F2"/>
+      </w:pPr>
+      <w:r>
+        <w:rPr>
+          <w:rFonts w:ascii="Courier New" w:eastAsia="Courier New" w:hAnsi="Courier New" w:cs="Courier New"/>
+          <w:sz w:val="18"/>
+          <w:szCs w:val="18"/>
+        </w:rPr>
+        <w:t xml:space="preserve">df = </w:t>
+      </w:r>
+      <w:proofErr w:type="spellStart"/>
+      <w:r>
+        <w:rPr>
+          <w:rFonts w:ascii="Courier New" w:eastAsia="Courier New" w:hAnsi="Courier New" w:cs="Courier New"/>
+          <w:sz w:val="18"/>
+          <w:szCs w:val="18"/>
+        </w:rPr>
+        <w:t>df.dropna</w:t>
+      </w:r>
+      <w:proofErr w:type="spellEnd"/>
+      <w:r>
+        <w:rPr>
+          <w:rFonts w:ascii="Courier New" w:eastAsia="Courier New" w:hAnsi="Courier New" w:cs="Courier New"/>
+          <w:sz w:val="18"/>
+          <w:szCs w:val="18"/>
+        </w:rPr>
+        <w:t>(subset=['</w:t>
+      </w:r>
+      <w:proofErr w:type="spellStart"/>
+      <w:r>
+        <w:rPr>
+          <w:rFonts w:ascii="Courier New" w:eastAsia="Courier New" w:hAnsi="Courier New" w:cs="Courier New"/>
+          <w:sz w:val="18"/>
+          <w:szCs w:val="18"/>
+        </w:rPr>
+        <w:t>bill_length_mm</w:t>
+      </w:r>
+      <w:proofErr w:type="spellEnd"/>
+      <w:r>
+        <w:rPr>
+          <w:rFonts w:ascii="Courier New" w:eastAsia="Courier New" w:hAnsi="Courier New" w:cs="Courier New"/>
+          <w:sz w:val="18"/>
+          <w:szCs w:val="18"/>
+        </w:rPr>
+        <w:t>', '</w:t>
+      </w:r>
+      <w:proofErr w:type="spellStart"/>
+      <w:r>
+        <w:rPr>
+          <w:rFonts w:ascii="Courier New" w:eastAsia="Courier New" w:hAnsi="Courier New" w:cs="Courier New"/>
+          <w:sz w:val="18"/>
+          <w:szCs w:val="18"/>
+        </w:rPr>
+        <w:t>bill_depth_mm</w:t>
+      </w:r>
+      <w:proofErr w:type="spellEnd"/>
+      <w:r>
+        <w:rPr>
+          <w:rFonts w:ascii="Courier New" w:eastAsia="Courier New" w:hAnsi="Courier New" w:cs="Courier New"/>
+          <w:sz w:val="18"/>
+          <w:szCs w:val="18"/>
+        </w:rPr>
+        <w:t>', '</w:t>
+      </w:r>
+      <w:proofErr w:type="spellStart"/>
+      <w:r>
+        <w:rPr>
+          <w:rFonts w:ascii="Courier New" w:eastAsia="Courier New" w:hAnsi="Courier New" w:cs="Courier New"/>
+          <w:sz w:val="18"/>
+          <w:szCs w:val="18"/>
+        </w:rPr>
+        <w:t>flipper_length_mm</w:t>
+      </w:r>
+      <w:proofErr w:type="spellEnd"/>
+      <w:r>
+        <w:rPr>
+          <w:rFonts w:ascii="Courier New" w:eastAsia="Courier New" w:hAnsi="Courier New" w:cs="Courier New"/>
+          <w:sz w:val="18"/>
+          <w:szCs w:val="18"/>
+        </w:rPr>
+        <w:t>', '</w:t>
+      </w:r>
+      <w:proofErr w:type="spellStart"/>
+      <w:r>
+        <w:rPr>
+          <w:rFonts w:ascii="Courier New" w:eastAsia="Courier New" w:hAnsi="Courier New" w:cs="Courier New"/>
+          <w:sz w:val="18"/>
+          <w:szCs w:val="18"/>
+        </w:rPr>
+        <w:t>body_mass_g</w:t>
+      </w:r>
+      <w:proofErr w:type="spellEnd"/>
+      <w:r>
+        <w:rPr>
+          <w:rFonts w:ascii="Courier New" w:eastAsia="Courier New" w:hAnsi="Courier New" w:cs="Courier New"/>
+          <w:sz w:val="18"/>
+          <w:szCs w:val="18"/>
+        </w:rPr>
+        <w:t>'])</w:t>
+      </w:r>
+    </w:p>
+    <w:p>
+      <w:pPr>
+        <w:shd w:val="clear" w:color="auto" w:fill="F2F2F2"/>
+      </w:pPr>
+      <w:r>
+        <w:rPr>
+          <w:rFonts w:ascii="Courier New" w:eastAsia="Courier New" w:hAnsi="Courier New" w:cs="Courier New"/>
+          <w:sz w:val="18"/>
+          <w:szCs w:val="18"/>
+        </w:rPr>
+        <w:t>df['sex'] = df['sex'].</w:t>
+      </w:r>
+      <w:proofErr w:type="spellStart"/>
+      <w:r>
+        <w:rPr>
+          <w:rFonts w:ascii="Courier New" w:eastAsia="Courier New" w:hAnsi="Courier New" w:cs="Courier New"/>
+          <w:sz w:val="18"/>
+          <w:szCs w:val="18"/>
+        </w:rPr>
+        <w:t>fillna</w:t>
+      </w:r>
+      <w:proofErr w:type="spellEnd"/>
+      <w:r>
+        <w:rPr>
+          <w:rFonts w:ascii="Courier New" w:eastAsia="Courier New" w:hAnsi="Courier New" w:cs="Courier New"/>
+          <w:sz w:val="18"/>
+          <w:szCs w:val="18"/>
+        </w:rPr>
+        <w:t>('unknown')</w:t>
+      </w:r>
+    </w:p>
+    <w:p>
+      <w:pPr>
+        <w:shd w:val="clear" w:color="auto" w:fill="F2F2F2"/>
+      </w:pPr>
+      <w:r>
+        <w:rPr>
+          <w:rFonts w:ascii="Courier New" w:eastAsia="Courier New" w:hAnsi="Courier New" w:cs="Courier New"/>
+          <w:sz w:val="18"/>
+          <w:szCs w:val="18"/>
+        </w:rPr>
+        <w:t>df['</w:t>
+      </w:r>
+      <w:proofErr w:type="spellStart"/>
+      <w:r>
+        <w:rPr>
+          <w:rFonts w:ascii="Courier New" w:eastAsia="Courier New" w:hAnsi="Courier New" w:cs="Courier New"/>
+          <w:sz w:val="18"/>
+          <w:szCs w:val="18"/>
+        </w:rPr>
+        <w:t>body_mass_kg</w:t>
+      </w:r>
+      <w:proofErr w:type="spellEnd"/>
+      <w:r>
+        <w:rPr>
+          <w:rFonts w:ascii="Courier New" w:eastAsia="Courier New" w:hAnsi="Courier New" w:cs="Courier New"/>
+          <w:sz w:val="18"/>
+          <w:szCs w:val="18"/>
+        </w:rPr>
+        <w:t>'] = df['</w:t>
+      </w:r>
+      <w:proofErr w:type="spellStart"/>
+      <w:r>
+        <w:rPr>
+          <w:rFonts w:ascii="Courier New" w:eastAsia="Courier New" w:hAnsi="Courier New" w:cs="Courier New"/>
+          <w:sz w:val="18"/>
+          <w:szCs w:val="18"/>
+        </w:rPr>
+        <w:t>body_mass_g</w:t>
+      </w:r>
+      <w:proofErr w:type="spellEnd"/>
+      <w:r>
+        <w:rPr>
+          <w:rFonts w:ascii="Courier New" w:eastAsia="Courier New" w:hAnsi="Courier New" w:cs="Courier New"/>
+          <w:sz w:val="18"/>
+          <w:szCs w:val="18"/>
+        </w:rPr>
+        <w:t>'] / 1000</w:t>
+      </w:r>
+    </w:p>
+    <w:p>
+      <w:pPr>
+        <w:shd w:val="clear" w:color="auto" w:fill="F2F2F2"/>
+      </w:pPr>
+      <w:r>
+        <w:rPr>
+          <w:rFonts w:ascii="Courier New" w:eastAsia="Courier New" w:hAnsi="Courier New" w:cs="Courier New"/>
+          <w:sz w:val="18"/>
+          <w:szCs w:val="18"/>
+        </w:rPr>
+        <w:t xml:space="preserve">df = </w:t>
+      </w:r>
+      <w:proofErr w:type="spellStart"/>
+      <w:r>
+        <w:rPr>
+          <w:rFonts w:ascii="Courier New" w:eastAsia="Courier New" w:hAnsi="Courier New" w:cs="Courier New"/>
+          <w:sz w:val="18"/>
+          <w:szCs w:val="18"/>
+        </w:rPr>
+        <w:t>df.drop</w:t>
+      </w:r>
+      <w:proofErr w:type="spellEnd"/>
+      <w:r>
+        <w:rPr>
+          <w:rFonts w:ascii="Courier New" w:eastAsia="Courier New" w:hAnsi="Courier New" w:cs="Courier New"/>
+          <w:sz w:val="18"/>
+          <w:szCs w:val="18"/>
+        </w:rPr>
+        <w:t>(columns=['</w:t>
+      </w:r>
+      <w:proofErr w:type="spellStart"/>
+      <w:r>
+        <w:rPr>
+          <w:rFonts w:ascii="Courier New" w:eastAsia="Courier New" w:hAnsi="Courier New" w:cs="Courier New"/>
+          <w:sz w:val="18"/>
+          <w:szCs w:val="18"/>
+        </w:rPr>
+        <w:t>body_mass_g</w:t>
+      </w:r>
+      <w:proofErr w:type="spellEnd"/>
+      <w:r>
+        <w:rPr>
+          <w:rFonts w:ascii="Courier New" w:eastAsia="Courier New" w:hAnsi="Courier New" w:cs="Courier New"/>
+          <w:sz w:val="18"/>
+          <w:szCs w:val="18"/>
+        </w:rPr>
+        <w:t>'])</w:t>
+      </w:r>
+    </w:p>
+    <w:p>
+      <w:pPr>
+        <w:shd w:val="clear" w:color="auto" w:fill="F2F2F2"/>
+      </w:pPr>
+      <w:r>
+        <w:rPr>
+          <w:rFonts w:ascii="Courier New" w:eastAsia="Courier New" w:hAnsi="Courier New" w:cs="Courier New"/>
+          <w:sz w:val="18"/>
+          <w:szCs w:val="18"/>
+        </w:rPr>
+        <w:t xml:space="preserve"> </w:t>
       </w:r>
     </w:p>
     <w:p>
@@ -2090,7 +2242,6 @@
         <w:t>print(</w:t>
       </w:r>
       <w:proofErr w:type="spellStart"/>
-      <w:proofErr w:type="gramStart"/>
       <w:r>
         <w:rPr>
           <w:rFonts w:ascii="Courier New" w:eastAsia="Courier New" w:hAnsi="Courier New" w:cs="Courier New"/>
@@ -2100,7 +2251,6 @@
         <w:t>df.isnull</w:t>
       </w:r>
       <w:proofErr w:type="spellEnd"/>
-      <w:proofErr w:type="gramEnd"/>
       <w:r>
         <w:rPr>
           <w:rFonts w:ascii="Courier New" w:eastAsia="Courier New" w:hAnsi="Courier New" w:cs="Courier New"/>
@@ -2112,6 +2262,29 @@
     </w:p>
     <w:p>
       <w:pPr>
+        <w:shd w:val="clear" w:color="auto" w:fill="F2F2F2"/>
+      </w:pPr>
+      <w:proofErr w:type="spellStart"/>
+      <w:r>
+        <w:rPr>
+          <w:rFonts w:ascii="Courier New" w:eastAsia="Courier New" w:hAnsi="Courier New" w:cs="Courier New"/>
+          <w:sz w:val="18"/>
+          <w:szCs w:val="18"/>
+        </w:rPr>
+        <w:t>df.head</w:t>
+      </w:r>
+      <w:proofErr w:type="spellEnd"/>
+      <w:r>
+        <w:rPr>
+          <w:rFonts w:ascii="Courier New" w:eastAsia="Courier New" w:hAnsi="Courier New" w:cs="Courier New"/>
+          <w:sz w:val="18"/>
+          <w:szCs w:val="18"/>
+        </w:rPr>
+        <w:t>()</w:t>
+      </w:r>
+    </w:p>
+    <w:p>
+      <w:pPr>
         <w:spacing w:after="80"/>
       </w:pPr>
     </w:p>
@@ -2125,7 +2298,7 @@
         <w:pStyle w:val="Heading2"/>
       </w:pPr>
       <w:r>
-        <w:t>3.3 Clean and preprocess</w:t>
+        <w:t>3.4 Upload cleaned dataset to HDFS</w:t>
       </w:r>
     </w:p>
     <w:p>
@@ -2133,7 +2306,15 @@
         <w:spacing w:after="100"/>
       </w:pPr>
       <w:r>
-        <w:t xml:space="preserve">Missing values handle ki aur body mass ko kg </w:t>
+        <w:t>penguins_clean.csv ko /user/</w:t>
+      </w:r>
+      <w:proofErr w:type="spellStart"/>
+      <w:r>
+        <w:t>maria_dev</w:t>
+      </w:r>
+      <w:proofErr w:type="spellEnd"/>
+      <w:r>
+        <w:t xml:space="preserve">/datasets/clean/ </w:t>
       </w:r>
       <w:proofErr w:type="spellStart"/>
       <w:r>
@@ -2141,7 +2322,7 @@
       </w:r>
       <w:proofErr w:type="spellEnd"/>
       <w:r>
-        <w:t xml:space="preserve"> convert </w:t>
+        <w:t xml:space="preserve"> upload </w:t>
       </w:r>
       <w:proofErr w:type="spellStart"/>
       <w:r>
@@ -2156,246 +2337,41 @@
       <w:pPr>
         <w:shd w:val="clear" w:color="auto" w:fill="F2F2F2"/>
       </w:pPr>
-      <w:r>
-        <w:rPr>
-          <w:rFonts w:ascii="Courier New" w:eastAsia="Courier New" w:hAnsi="Courier New" w:cs="Courier New"/>
-          <w:sz w:val="18"/>
-          <w:szCs w:val="18"/>
-        </w:rPr>
-        <w:t xml:space="preserve">df = </w:t>
-      </w:r>
-      <w:proofErr w:type="spellStart"/>
-      <w:proofErr w:type="gramStart"/>
-      <w:r>
-        <w:rPr>
-          <w:rFonts w:ascii="Courier New" w:eastAsia="Courier New" w:hAnsi="Courier New" w:cs="Courier New"/>
-          <w:sz w:val="18"/>
-          <w:szCs w:val="18"/>
-        </w:rPr>
-        <w:t>df.dropna</w:t>
-      </w:r>
-      <w:proofErr w:type="spellEnd"/>
-      <w:proofErr w:type="gramEnd"/>
-      <w:r>
-        <w:rPr>
-          <w:rFonts w:ascii="Courier New" w:eastAsia="Courier New" w:hAnsi="Courier New" w:cs="Courier New"/>
-          <w:sz w:val="18"/>
-          <w:szCs w:val="18"/>
-        </w:rPr>
-        <w:t>(subset=['</w:t>
-      </w:r>
-      <w:proofErr w:type="spellStart"/>
-      <w:r>
-        <w:rPr>
-          <w:rFonts w:ascii="Courier New" w:eastAsia="Courier New" w:hAnsi="Courier New" w:cs="Courier New"/>
-          <w:sz w:val="18"/>
-          <w:szCs w:val="18"/>
-        </w:rPr>
-        <w:t>bill_length_mm</w:t>
-      </w:r>
-      <w:proofErr w:type="spellEnd"/>
-      <w:r>
-        <w:rPr>
-          <w:rFonts w:ascii="Courier New" w:eastAsia="Courier New" w:hAnsi="Courier New" w:cs="Courier New"/>
-          <w:sz w:val="18"/>
-          <w:szCs w:val="18"/>
-        </w:rPr>
-        <w:t>', '</w:t>
-      </w:r>
-      <w:proofErr w:type="spellStart"/>
-      <w:r>
-        <w:rPr>
-          <w:rFonts w:ascii="Courier New" w:eastAsia="Courier New" w:hAnsi="Courier New" w:cs="Courier New"/>
-          <w:sz w:val="18"/>
-          <w:szCs w:val="18"/>
-        </w:rPr>
-        <w:t>bill_depth_mm</w:t>
-      </w:r>
-      <w:proofErr w:type="spellEnd"/>
-      <w:r>
-        <w:rPr>
-          <w:rFonts w:ascii="Courier New" w:eastAsia="Courier New" w:hAnsi="Courier New" w:cs="Courier New"/>
-          <w:sz w:val="18"/>
-          <w:szCs w:val="18"/>
-        </w:rPr>
-        <w:t>', '</w:t>
-      </w:r>
-      <w:proofErr w:type="spellStart"/>
-      <w:r>
-        <w:rPr>
-          <w:rFonts w:ascii="Courier New" w:eastAsia="Courier New" w:hAnsi="Courier New" w:cs="Courier New"/>
-          <w:sz w:val="18"/>
-          <w:szCs w:val="18"/>
-        </w:rPr>
-        <w:t>flipper_length_mm</w:t>
-      </w:r>
-      <w:proofErr w:type="spellEnd"/>
-      <w:r>
-        <w:rPr>
-          <w:rFonts w:ascii="Courier New" w:eastAsia="Courier New" w:hAnsi="Courier New" w:cs="Courier New"/>
-          <w:sz w:val="18"/>
-          <w:szCs w:val="18"/>
-        </w:rPr>
-        <w:t>', '</w:t>
-      </w:r>
-      <w:proofErr w:type="spellStart"/>
-      <w:r>
-        <w:rPr>
-          <w:rFonts w:ascii="Courier New" w:eastAsia="Courier New" w:hAnsi="Courier New" w:cs="Courier New"/>
-          <w:sz w:val="18"/>
-          <w:szCs w:val="18"/>
-        </w:rPr>
-        <w:t>body_mass_g</w:t>
-      </w:r>
-      <w:proofErr w:type="spellEnd"/>
-      <w:r>
-        <w:rPr>
-          <w:rFonts w:ascii="Courier New" w:eastAsia="Courier New" w:hAnsi="Courier New" w:cs="Courier New"/>
-          <w:sz w:val="18"/>
-          <w:szCs w:val="18"/>
-        </w:rPr>
-        <w:t>'])</w:t>
-      </w:r>
-    </w:p>
-    <w:p>
-      <w:pPr>
-        <w:shd w:val="clear" w:color="auto" w:fill="F2F2F2"/>
-      </w:pPr>
-      <w:r>
-        <w:rPr>
-          <w:rFonts w:ascii="Courier New" w:eastAsia="Courier New" w:hAnsi="Courier New" w:cs="Courier New"/>
-          <w:sz w:val="18"/>
-          <w:szCs w:val="18"/>
-        </w:rPr>
-        <w:t>df['sex'] = df['sex'</w:t>
-      </w:r>
-      <w:proofErr w:type="gramStart"/>
-      <w:r>
-        <w:rPr>
-          <w:rFonts w:ascii="Courier New" w:eastAsia="Courier New" w:hAnsi="Courier New" w:cs="Courier New"/>
-          <w:sz w:val="18"/>
-          <w:szCs w:val="18"/>
-        </w:rPr>
-        <w:t>].</w:t>
-      </w:r>
-      <w:proofErr w:type="spellStart"/>
-      <w:r>
-        <w:rPr>
-          <w:rFonts w:ascii="Courier New" w:eastAsia="Courier New" w:hAnsi="Courier New" w:cs="Courier New"/>
-          <w:sz w:val="18"/>
-          <w:szCs w:val="18"/>
-        </w:rPr>
-        <w:t>fillna</w:t>
-      </w:r>
-      <w:proofErr w:type="spellEnd"/>
-      <w:proofErr w:type="gramEnd"/>
-      <w:r>
-        <w:rPr>
-          <w:rFonts w:ascii="Courier New" w:eastAsia="Courier New" w:hAnsi="Courier New" w:cs="Courier New"/>
-          <w:sz w:val="18"/>
-          <w:szCs w:val="18"/>
-        </w:rPr>
-        <w:t>('unknown')</w:t>
-      </w:r>
-    </w:p>
-    <w:p>
-      <w:pPr>
-        <w:shd w:val="clear" w:color="auto" w:fill="F2F2F2"/>
-      </w:pPr>
-      <w:r>
-        <w:rPr>
-          <w:rFonts w:ascii="Courier New" w:eastAsia="Courier New" w:hAnsi="Courier New" w:cs="Courier New"/>
-          <w:sz w:val="18"/>
-          <w:szCs w:val="18"/>
-        </w:rPr>
-        <w:t>df['</w:t>
-      </w:r>
-      <w:proofErr w:type="spellStart"/>
-      <w:r>
-        <w:rPr>
-          <w:rFonts w:ascii="Courier New" w:eastAsia="Courier New" w:hAnsi="Courier New" w:cs="Courier New"/>
-          <w:sz w:val="18"/>
-          <w:szCs w:val="18"/>
-        </w:rPr>
-        <w:t>body_mass_kg</w:t>
-      </w:r>
-      <w:proofErr w:type="spellEnd"/>
-      <w:r>
-        <w:rPr>
-          <w:rFonts w:ascii="Courier New" w:eastAsia="Courier New" w:hAnsi="Courier New" w:cs="Courier New"/>
-          <w:sz w:val="18"/>
-          <w:szCs w:val="18"/>
-        </w:rPr>
-        <w:t>'] = df['</w:t>
-      </w:r>
-      <w:proofErr w:type="spellStart"/>
-      <w:r>
-        <w:rPr>
-          <w:rFonts w:ascii="Courier New" w:eastAsia="Courier New" w:hAnsi="Courier New" w:cs="Courier New"/>
-          <w:sz w:val="18"/>
-          <w:szCs w:val="18"/>
-        </w:rPr>
-        <w:t>body_mass_g</w:t>
-      </w:r>
-      <w:proofErr w:type="spellEnd"/>
-      <w:r>
-        <w:rPr>
-          <w:rFonts w:ascii="Courier New" w:eastAsia="Courier New" w:hAnsi="Courier New" w:cs="Courier New"/>
-          <w:sz w:val="18"/>
-          <w:szCs w:val="18"/>
-        </w:rPr>
-        <w:t>'] / 1000</w:t>
-      </w:r>
-    </w:p>
-    <w:p>
-      <w:pPr>
-        <w:shd w:val="clear" w:color="auto" w:fill="F2F2F2"/>
-      </w:pPr>
-      <w:r>
-        <w:rPr>
-          <w:rFonts w:ascii="Courier New" w:eastAsia="Courier New" w:hAnsi="Courier New" w:cs="Courier New"/>
-          <w:sz w:val="18"/>
-          <w:szCs w:val="18"/>
-        </w:rPr>
-        <w:t xml:space="preserve">df = </w:t>
-      </w:r>
-      <w:proofErr w:type="spellStart"/>
-      <w:proofErr w:type="gramStart"/>
-      <w:r>
-        <w:rPr>
-          <w:rFonts w:ascii="Courier New" w:eastAsia="Courier New" w:hAnsi="Courier New" w:cs="Courier New"/>
-          <w:sz w:val="18"/>
-          <w:szCs w:val="18"/>
-        </w:rPr>
-        <w:t>df.drop</w:t>
-      </w:r>
-      <w:proofErr w:type="spellEnd"/>
-      <w:proofErr w:type="gramEnd"/>
-      <w:r>
-        <w:rPr>
-          <w:rFonts w:ascii="Courier New" w:eastAsia="Courier New" w:hAnsi="Courier New" w:cs="Courier New"/>
-          <w:sz w:val="18"/>
-          <w:szCs w:val="18"/>
-        </w:rPr>
-        <w:t>(columns=['</w:t>
-      </w:r>
-      <w:proofErr w:type="spellStart"/>
-      <w:r>
-        <w:rPr>
-          <w:rFonts w:ascii="Courier New" w:eastAsia="Courier New" w:hAnsi="Courier New" w:cs="Courier New"/>
-          <w:sz w:val="18"/>
-          <w:szCs w:val="18"/>
-        </w:rPr>
-        <w:t>body_mass_g</w:t>
-      </w:r>
-      <w:proofErr w:type="spellEnd"/>
-      <w:r>
-        <w:rPr>
-          <w:rFonts w:ascii="Courier New" w:eastAsia="Courier New" w:hAnsi="Courier New" w:cs="Courier New"/>
-          <w:sz w:val="18"/>
-          <w:szCs w:val="18"/>
-        </w:rPr>
-        <w:t>'])</w:t>
+      <w:proofErr w:type="spellStart"/>
+      <w:r>
+        <w:rPr>
+          <w:rFonts w:ascii="Courier New" w:eastAsia="Courier New" w:hAnsi="Courier New" w:cs="Courier New"/>
+          <w:sz w:val="18"/>
+          <w:szCs w:val="18"/>
+        </w:rPr>
+        <w:t>client.makedirs</w:t>
+      </w:r>
+      <w:proofErr w:type="spellEnd"/>
+      <w:r>
+        <w:rPr>
+          <w:rFonts w:ascii="Courier New" w:eastAsia="Courier New" w:hAnsi="Courier New" w:cs="Courier New"/>
+          <w:sz w:val="18"/>
+          <w:szCs w:val="18"/>
+        </w:rPr>
+        <w:t>('/user/</w:t>
+      </w:r>
+      <w:proofErr w:type="spellStart"/>
+      <w:r>
+        <w:rPr>
+          <w:rFonts w:ascii="Courier New" w:eastAsia="Courier New" w:hAnsi="Courier New" w:cs="Courier New"/>
+          <w:sz w:val="18"/>
+          <w:szCs w:val="18"/>
+        </w:rPr>
+        <w:t>maria_dev</w:t>
+      </w:r>
+      <w:proofErr w:type="spellEnd"/>
+      <w:r>
+        <w:rPr>
+          <w:rFonts w:ascii="Courier New" w:eastAsia="Courier New" w:hAnsi="Courier New" w:cs="Courier New"/>
+          <w:sz w:val="18"/>
+          <w:szCs w:val="18"/>
+        </w:rPr>
+        <w:t>/datasets/clean')</w:t>
       </w:r>
     </w:p>
     <w:p>
@@ -2421,267 +2397,66 @@
           <w:sz w:val="18"/>
           <w:szCs w:val="18"/>
         </w:rPr>
+        <w:t>with client.write('/user/maria_dev/datasets/clean/penguins_clean.csv', encoding='utf-8', overwrite=True) as writer:</w:t>
+      </w:r>
+    </w:p>
+    <w:p>
+      <w:pPr>
+        <w:shd w:val="clear" w:color="auto" w:fill="F2F2F2"/>
+      </w:pPr>
+      <w:r>
+        <w:rPr>
+          <w:rFonts w:ascii="Courier New" w:eastAsia="Courier New" w:hAnsi="Courier New" w:cs="Courier New"/>
+          <w:sz w:val="18"/>
+          <w:szCs w:val="18"/>
+        </w:rPr>
+        <w:t xml:space="preserve">    </w:t>
+      </w:r>
+      <w:proofErr w:type="spellStart"/>
+      <w:r>
+        <w:rPr>
+          <w:rFonts w:ascii="Courier New" w:eastAsia="Courier New" w:hAnsi="Courier New" w:cs="Courier New"/>
+          <w:sz w:val="18"/>
+          <w:szCs w:val="18"/>
+        </w:rPr>
+        <w:t>df.to_csv</w:t>
+      </w:r>
+      <w:proofErr w:type="spellEnd"/>
+      <w:r>
+        <w:rPr>
+          <w:rFonts w:ascii="Courier New" w:eastAsia="Courier New" w:hAnsi="Courier New" w:cs="Courier New"/>
+          <w:sz w:val="18"/>
+          <w:szCs w:val="18"/>
+        </w:rPr>
+        <w:t>(writer, index=False)</w:t>
+      </w:r>
+    </w:p>
+    <w:p>
+      <w:pPr>
+        <w:shd w:val="clear" w:color="auto" w:fill="F2F2F2"/>
+      </w:pPr>
+      <w:r>
+        <w:rPr>
+          <w:rFonts w:ascii="Courier New" w:eastAsia="Courier New" w:hAnsi="Courier New" w:cs="Courier New"/>
+          <w:sz w:val="18"/>
+          <w:szCs w:val="18"/>
+        </w:rPr>
+        <w:t xml:space="preserve"> </w:t>
+      </w:r>
+    </w:p>
+    <w:p>
+      <w:pPr>
+        <w:shd w:val="clear" w:color="auto" w:fill="F2F2F2"/>
+      </w:pPr>
+      <w:r>
+        <w:rPr>
+          <w:rFonts w:ascii="Courier New" w:eastAsia="Courier New" w:hAnsi="Courier New" w:cs="Courier New"/>
+          <w:sz w:val="18"/>
+          <w:szCs w:val="18"/>
+        </w:rPr>
         <w:t>print(</w:t>
       </w:r>
       <w:proofErr w:type="spellStart"/>
-      <w:proofErr w:type="gramStart"/>
-      <w:r>
-        <w:rPr>
-          <w:rFonts w:ascii="Courier New" w:eastAsia="Courier New" w:hAnsi="Courier New" w:cs="Courier New"/>
-          <w:sz w:val="18"/>
-          <w:szCs w:val="18"/>
-        </w:rPr>
-        <w:t>df.isnull</w:t>
-      </w:r>
-      <w:proofErr w:type="spellEnd"/>
-      <w:proofErr w:type="gramEnd"/>
-      <w:r>
-        <w:rPr>
-          <w:rFonts w:ascii="Courier New" w:eastAsia="Courier New" w:hAnsi="Courier New" w:cs="Courier New"/>
-          <w:sz w:val="18"/>
-          <w:szCs w:val="18"/>
-        </w:rPr>
-        <w:t>().sum())</w:t>
-      </w:r>
-    </w:p>
-    <w:p>
-      <w:pPr>
-        <w:shd w:val="clear" w:color="auto" w:fill="F2F2F2"/>
-      </w:pPr>
-      <w:proofErr w:type="spellStart"/>
-      <w:proofErr w:type="gramStart"/>
-      <w:r>
-        <w:rPr>
-          <w:rFonts w:ascii="Courier New" w:eastAsia="Courier New" w:hAnsi="Courier New" w:cs="Courier New"/>
-          <w:sz w:val="18"/>
-          <w:szCs w:val="18"/>
-        </w:rPr>
-        <w:t>df.head</w:t>
-      </w:r>
-      <w:proofErr w:type="spellEnd"/>
-      <w:proofErr w:type="gramEnd"/>
-      <w:r>
-        <w:rPr>
-          <w:rFonts w:ascii="Courier New" w:eastAsia="Courier New" w:hAnsi="Courier New" w:cs="Courier New"/>
-          <w:sz w:val="18"/>
-          <w:szCs w:val="18"/>
-        </w:rPr>
-        <w:t>()</w:t>
-      </w:r>
-    </w:p>
-    <w:p>
-      <w:pPr>
-        <w:spacing w:after="80"/>
-      </w:pPr>
-    </w:p>
-    <w:p>
-      <w:pPr>
-        <w:spacing w:after="80"/>
-      </w:pPr>
-    </w:p>
-    <w:p>
-      <w:pPr>
-        <w:pStyle w:val="Heading2"/>
-      </w:pPr>
-      <w:r>
-        <w:t>3.4 Upload cleaned dataset to HDFS</w:t>
-      </w:r>
-    </w:p>
-    <w:p>
-      <w:pPr>
-        <w:spacing w:after="100"/>
-      </w:pPr>
-      <w:r>
-        <w:t>penguins_clean.csv ko /user/</w:t>
-      </w:r>
-      <w:proofErr w:type="spellStart"/>
-      <w:r>
-        <w:t>maria_dev</w:t>
-      </w:r>
-      <w:proofErr w:type="spellEnd"/>
-      <w:r>
-        <w:t xml:space="preserve">/datasets/clean/ </w:t>
-      </w:r>
-      <w:proofErr w:type="spellStart"/>
-      <w:r>
-        <w:t>mein</w:t>
-      </w:r>
-      <w:proofErr w:type="spellEnd"/>
-      <w:r>
-        <w:t xml:space="preserve"> upload </w:t>
-      </w:r>
-      <w:proofErr w:type="spellStart"/>
-      <w:r>
-        <w:t>kiya</w:t>
-      </w:r>
-      <w:proofErr w:type="spellEnd"/>
-      <w:r>
-        <w:t>.</w:t>
-      </w:r>
-    </w:p>
-    <w:p>
-      <w:pPr>
-        <w:shd w:val="clear" w:color="auto" w:fill="F2F2F2"/>
-      </w:pPr>
-      <w:proofErr w:type="spellStart"/>
-      <w:proofErr w:type="gramStart"/>
-      <w:r>
-        <w:rPr>
-          <w:rFonts w:ascii="Courier New" w:eastAsia="Courier New" w:hAnsi="Courier New" w:cs="Courier New"/>
-          <w:sz w:val="18"/>
-          <w:szCs w:val="18"/>
-        </w:rPr>
-        <w:t>client.makedirs</w:t>
-      </w:r>
-      <w:proofErr w:type="spellEnd"/>
-      <w:proofErr w:type="gramEnd"/>
-      <w:r>
-        <w:rPr>
-          <w:rFonts w:ascii="Courier New" w:eastAsia="Courier New" w:hAnsi="Courier New" w:cs="Courier New"/>
-          <w:sz w:val="18"/>
-          <w:szCs w:val="18"/>
-        </w:rPr>
-        <w:t>('/user/</w:t>
-      </w:r>
-      <w:proofErr w:type="spellStart"/>
-      <w:r>
-        <w:rPr>
-          <w:rFonts w:ascii="Courier New" w:eastAsia="Courier New" w:hAnsi="Courier New" w:cs="Courier New"/>
-          <w:sz w:val="18"/>
-          <w:szCs w:val="18"/>
-        </w:rPr>
-        <w:t>maria_dev</w:t>
-      </w:r>
-      <w:proofErr w:type="spellEnd"/>
-      <w:r>
-        <w:rPr>
-          <w:rFonts w:ascii="Courier New" w:eastAsia="Courier New" w:hAnsi="Courier New" w:cs="Courier New"/>
-          <w:sz w:val="18"/>
-          <w:szCs w:val="18"/>
-        </w:rPr>
-        <w:t>/datasets/clean')</w:t>
-      </w:r>
-    </w:p>
-    <w:p>
-      <w:pPr>
-        <w:shd w:val="clear" w:color="auto" w:fill="F2F2F2"/>
-      </w:pPr>
-      <w:r>
-        <w:rPr>
-          <w:rFonts w:ascii="Courier New" w:eastAsia="Courier New" w:hAnsi="Courier New" w:cs="Courier New"/>
-          <w:sz w:val="18"/>
-          <w:szCs w:val="18"/>
-        </w:rPr>
-        <w:t xml:space="preserve"> </w:t>
-      </w:r>
-    </w:p>
-    <w:p>
-      <w:pPr>
-        <w:shd w:val="clear" w:color="auto" w:fill="F2F2F2"/>
-      </w:pPr>
-      <w:r>
-        <w:rPr>
-          <w:rFonts w:ascii="Courier New" w:eastAsia="Courier New" w:hAnsi="Courier New" w:cs="Courier New"/>
-          <w:sz w:val="18"/>
-          <w:szCs w:val="18"/>
-        </w:rPr>
-        <w:t xml:space="preserve">with </w:t>
-      </w:r>
-      <w:proofErr w:type="gramStart"/>
-      <w:r>
-        <w:rPr>
-          <w:rFonts w:ascii="Courier New" w:eastAsia="Courier New" w:hAnsi="Courier New" w:cs="Courier New"/>
-          <w:sz w:val="18"/>
-          <w:szCs w:val="18"/>
-        </w:rPr>
-        <w:t>client.write</w:t>
-      </w:r>
-      <w:proofErr w:type="gramEnd"/>
-      <w:r>
-        <w:rPr>
-          <w:rFonts w:ascii="Courier New" w:eastAsia="Courier New" w:hAnsi="Courier New" w:cs="Courier New"/>
-          <w:sz w:val="18"/>
-          <w:szCs w:val="18"/>
-        </w:rPr>
-        <w:t>('/user/maria_dev/datasets/clean/penguins_clean.csv', encoding='utf-8', overwrite=True) as writer:</w:t>
-      </w:r>
-    </w:p>
-    <w:p>
-      <w:pPr>
-        <w:shd w:val="clear" w:color="auto" w:fill="F2F2F2"/>
-      </w:pPr>
-      <w:r>
-        <w:rPr>
-          <w:rFonts w:ascii="Courier New" w:eastAsia="Courier New" w:hAnsi="Courier New" w:cs="Courier New"/>
-          <w:sz w:val="18"/>
-          <w:szCs w:val="18"/>
-        </w:rPr>
-        <w:t xml:space="preserve">    </w:t>
-      </w:r>
-      <w:proofErr w:type="spellStart"/>
-      <w:r>
-        <w:rPr>
-          <w:rFonts w:ascii="Courier New" w:eastAsia="Courier New" w:hAnsi="Courier New" w:cs="Courier New"/>
-          <w:sz w:val="18"/>
-          <w:szCs w:val="18"/>
-        </w:rPr>
-        <w:t>df.to_</w:t>
-      </w:r>
-      <w:proofErr w:type="gramStart"/>
-      <w:r>
-        <w:rPr>
-          <w:rFonts w:ascii="Courier New" w:eastAsia="Courier New" w:hAnsi="Courier New" w:cs="Courier New"/>
-          <w:sz w:val="18"/>
-          <w:szCs w:val="18"/>
-        </w:rPr>
-        <w:t>csv</w:t>
-      </w:r>
-      <w:proofErr w:type="spellEnd"/>
-      <w:r>
-        <w:rPr>
-          <w:rFonts w:ascii="Courier New" w:eastAsia="Courier New" w:hAnsi="Courier New" w:cs="Courier New"/>
-          <w:sz w:val="18"/>
-          <w:szCs w:val="18"/>
-        </w:rPr>
-        <w:t>(</w:t>
-      </w:r>
-      <w:proofErr w:type="gramEnd"/>
-      <w:r>
-        <w:rPr>
-          <w:rFonts w:ascii="Courier New" w:eastAsia="Courier New" w:hAnsi="Courier New" w:cs="Courier New"/>
-          <w:sz w:val="18"/>
-          <w:szCs w:val="18"/>
-        </w:rPr>
-        <w:t>writer, index=False)</w:t>
-      </w:r>
-    </w:p>
-    <w:p>
-      <w:pPr>
-        <w:shd w:val="clear" w:color="auto" w:fill="F2F2F2"/>
-      </w:pPr>
-      <w:r>
-        <w:rPr>
-          <w:rFonts w:ascii="Courier New" w:eastAsia="Courier New" w:hAnsi="Courier New" w:cs="Courier New"/>
-          <w:sz w:val="18"/>
-          <w:szCs w:val="18"/>
-        </w:rPr>
-        <w:t xml:space="preserve"> </w:t>
-      </w:r>
-    </w:p>
-    <w:p>
-      <w:pPr>
-        <w:shd w:val="clear" w:color="auto" w:fill="F2F2F2"/>
-      </w:pPr>
-      <w:r>
-        <w:rPr>
-          <w:rFonts w:ascii="Courier New" w:eastAsia="Courier New" w:hAnsi="Courier New" w:cs="Courier New"/>
-          <w:sz w:val="18"/>
-          <w:szCs w:val="18"/>
-        </w:rPr>
-        <w:t>print(</w:t>
-      </w:r>
-      <w:proofErr w:type="spellStart"/>
-      <w:proofErr w:type="gramStart"/>
       <w:r>
         <w:rPr>
           <w:rFonts w:ascii="Courier New" w:eastAsia="Courier New" w:hAnsi="Courier New" w:cs="Courier New"/>
@@ -2691,7 +2466,6 @@
         <w:t>client.list</w:t>
       </w:r>
       <w:proofErr w:type="spellEnd"/>
-      <w:proofErr w:type="gramEnd"/>
       <w:r>
         <w:rPr>
           <w:rFonts w:ascii="Courier New" w:eastAsia="Courier New" w:hAnsi="Courier New" w:cs="Courier New"/>
@@ -2906,7 +2680,6 @@
         <w:t xml:space="preserve">spark = </w:t>
       </w:r>
       <w:proofErr w:type="spellStart"/>
-      <w:proofErr w:type="gramStart"/>
       <w:r>
         <w:rPr>
           <w:rFonts w:ascii="Courier New" w:eastAsia="Courier New" w:hAnsi="Courier New" w:cs="Courier New"/>
@@ -2916,7 +2689,6 @@
         <w:t>SparkSession.builder.appName</w:t>
       </w:r>
       <w:proofErr w:type="spellEnd"/>
-      <w:proofErr w:type="gramEnd"/>
       <w:r>
         <w:rPr>
           <w:rFonts w:ascii="Courier New" w:eastAsia="Courier New" w:hAnsi="Courier New" w:cs="Courier New"/>
@@ -2985,25 +2757,7 @@
           <w:sz w:val="18"/>
           <w:szCs w:val="18"/>
         </w:rPr>
-        <w:t xml:space="preserve">df = </w:t>
-      </w:r>
-      <w:proofErr w:type="gramStart"/>
-      <w:r>
-        <w:rPr>
-          <w:rFonts w:ascii="Courier New" w:eastAsia="Courier New" w:hAnsi="Courier New" w:cs="Courier New"/>
-          <w:sz w:val="18"/>
-          <w:szCs w:val="18"/>
-        </w:rPr>
-        <w:t>spark.read.csv(</w:t>
-      </w:r>
-      <w:proofErr w:type="gramEnd"/>
-      <w:r>
-        <w:rPr>
-          <w:rFonts w:ascii="Courier New" w:eastAsia="Courier New" w:hAnsi="Courier New" w:cs="Courier New"/>
-          <w:sz w:val="18"/>
-          <w:szCs w:val="18"/>
-        </w:rPr>
-        <w:t>"/user/maria_dev/datasets/clean/penguins_clean.csv",</w:t>
+        <w:t>df = spark.read.csv("/user/maria_dev/datasets/clean/penguins_clean.csv",</w:t>
       </w:r>
     </w:p>
     <w:p>
@@ -3042,7 +2796,6 @@
         <w:shd w:val="clear" w:color="auto" w:fill="F2F2F2"/>
       </w:pPr>
       <w:proofErr w:type="spellStart"/>
-      <w:proofErr w:type="gramStart"/>
       <w:r>
         <w:rPr>
           <w:rFonts w:ascii="Courier New" w:eastAsia="Courier New" w:hAnsi="Courier New" w:cs="Courier New"/>
@@ -3052,7 +2805,6 @@
         <w:t>df.printSchema</w:t>
       </w:r>
       <w:proofErr w:type="spellEnd"/>
-      <w:proofErr w:type="gramEnd"/>
       <w:r>
         <w:rPr>
           <w:rFonts w:ascii="Courier New" w:eastAsia="Courier New" w:hAnsi="Courier New" w:cs="Courier New"/>
@@ -3088,7 +2840,6 @@
         <w:t xml:space="preserve">df2 = </w:t>
       </w:r>
       <w:proofErr w:type="spellStart"/>
-      <w:proofErr w:type="gramStart"/>
       <w:r>
         <w:rPr>
           <w:rFonts w:ascii="Courier New" w:eastAsia="Courier New" w:hAnsi="Courier New" w:cs="Courier New"/>
@@ -3098,7 +2849,6 @@
         <w:t>df.select</w:t>
       </w:r>
       <w:proofErr w:type="spellEnd"/>
-      <w:proofErr w:type="gramEnd"/>
       <w:r>
         <w:rPr>
           <w:rFonts w:ascii="Courier New" w:eastAsia="Courier New" w:hAnsi="Courier New" w:cs="Courier New"/>
@@ -3167,25 +2917,7 @@
           <w:sz w:val="18"/>
           <w:szCs w:val="18"/>
         </w:rPr>
-        <w:t>df2 = df2.orderBy(df2.body_mass_</w:t>
-      </w:r>
-      <w:proofErr w:type="gramStart"/>
-      <w:r>
-        <w:rPr>
-          <w:rFonts w:ascii="Courier New" w:eastAsia="Courier New" w:hAnsi="Courier New" w:cs="Courier New"/>
-          <w:sz w:val="18"/>
-          <w:szCs w:val="18"/>
-        </w:rPr>
-        <w:t>kg.desc</w:t>
-      </w:r>
-      <w:proofErr w:type="gramEnd"/>
-      <w:r>
-        <w:rPr>
-          <w:rFonts w:ascii="Courier New" w:eastAsia="Courier New" w:hAnsi="Courier New" w:cs="Courier New"/>
-          <w:sz w:val="18"/>
-          <w:szCs w:val="18"/>
-        </w:rPr>
-        <w:t>())</w:t>
+        <w:t>df2 = df2.orderBy(df2.body_mass_kg.desc())</w:t>
       </w:r>
     </w:p>
     <w:p>
@@ -3244,23 +2976,13 @@
       <w:pPr>
         <w:shd w:val="clear" w:color="auto" w:fill="F2F2F2"/>
       </w:pPr>
-      <w:proofErr w:type="gramStart"/>
-      <w:r>
-        <w:rPr>
-          <w:rFonts w:ascii="Courier New" w:eastAsia="Courier New" w:hAnsi="Courier New" w:cs="Courier New"/>
-          <w:sz w:val="18"/>
-          <w:szCs w:val="18"/>
-        </w:rPr>
-        <w:t>df2.write.mode</w:t>
-      </w:r>
-      <w:proofErr w:type="gramEnd"/>
-      <w:r>
-        <w:rPr>
-          <w:rFonts w:ascii="Courier New" w:eastAsia="Courier New" w:hAnsi="Courier New" w:cs="Courier New"/>
-          <w:sz w:val="18"/>
-          <w:szCs w:val="18"/>
-        </w:rPr>
-        <w:t>("overwrite").partitionBy("island").json("/user/maria_dev/spark/output/penguins")</w:t>
+      <w:r>
+        <w:rPr>
+          <w:rFonts w:ascii="Courier New" w:eastAsia="Courier New" w:hAnsi="Courier New" w:cs="Courier New"/>
+          <w:sz w:val="18"/>
+          <w:szCs w:val="18"/>
+        </w:rPr>
+        <w:t>df2.write.mode("overwrite").partitionBy("island").json("/user/maria_dev/spark/output/penguins")</w:t>
       </w:r>
     </w:p>
     <w:p>
@@ -3281,7 +3003,6 @@
         <w:shd w:val="clear" w:color="auto" w:fill="F2F2F2"/>
       </w:pPr>
       <w:proofErr w:type="spellStart"/>
-      <w:proofErr w:type="gramStart"/>
       <w:r>
         <w:rPr>
           <w:rFonts w:ascii="Courier New" w:eastAsia="Courier New" w:hAnsi="Courier New" w:cs="Courier New"/>
@@ -3291,7 +3012,6 @@
         <w:t>spark.stop</w:t>
       </w:r>
       <w:proofErr w:type="spellEnd"/>
-      <w:proofErr w:type="gramEnd"/>
       <w:r>
         <w:rPr>
           <w:rFonts w:ascii="Courier New" w:eastAsia="Courier New" w:hAnsi="Courier New" w:cs="Courier New"/>
